--- a/uk-cca-app-api/src/main/resources/templates/ca/england/CR_L001_Variation_Refused.docx
+++ b/uk-cca-app-api/src/main/resources/templates/ca/england/CR_L001_Variation_Refused.docx
@@ -375,7 +375,7 @@
     <w:p>
       <w:pPr>
         <w:pStyle w:val="Heading1"/>
-        <w:spacing w:before="120"/>
+        <w:spacing w:before="120" w:line="276" w:lineRule="auto"/>
       </w:pPr>
       <w:r>
         <w:t>CLIMATE CHANGE AGREEMENTS SCHEME</w:t>
@@ -389,9 +389,12 @@
     </w:p>
     <w:p>
       <w:pPr>
-        <w:spacing w:before="120"/>
-        <w:rPr>
-          <w:sz w:val="20"/>
+        <w:spacing w:line="276" w:lineRule="auto"/>
+        <w:rPr>
+          <w:rFonts w:cs="Arial"/>
+          <w:bCs/>
+          <w:sz w:val="20"/>
+          <w:lang w:val="el-GR"/>
         </w:rPr>
       </w:pPr>
       <w:r>
@@ -441,10 +444,26 @@
         </w:rPr>
         <w:fldChar w:fldCharType="end"/>
       </w:r>
+      <w:r>
+        <w:rPr>
+          <w:rFonts w:cs="Arial"/>
+          <w:bCs/>
+          <w:sz w:val="20"/>
+          <w:lang w:val="el-GR"/>
+        </w:rPr>
+        <w:t xml:space="preserve">, </w:t>
+      </w:r>
     </w:p>
     <w:p>
       <w:pPr>
-        <w:spacing w:before="120"/>
+        <w:rPr>
+          <w:sz w:val="20"/>
+          <w:lang w:val="el-GR"/>
+        </w:rPr>
+      </w:pPr>
+    </w:p>
+    <w:p>
+      <w:pPr>
         <w:rPr>
           <w:sz w:val="20"/>
         </w:rPr>
@@ -496,7 +515,21 @@
         <w:rPr>
           <w:sz w:val="20"/>
         </w:rPr>
-        <w:t>(“you”) that the recent request to vary your underlying agreement has been refused. This relates to the following target unit, agreement and variation:</w:t>
+        <w:t xml:space="preserve">(“you”) that the recent request to vary your underlying agreement has been refused. This relates to the following target unit, </w:t>
+      </w:r>
+      <w:proofErr w:type="gramStart"/>
+      <w:r>
+        <w:rPr>
+          <w:sz w:val="20"/>
+        </w:rPr>
+        <w:t>agreement</w:t>
+      </w:r>
+      <w:proofErr w:type="gramEnd"/>
+      <w:r>
+        <w:rPr>
+          <w:sz w:val="20"/>
+        </w:rPr>
+        <w:t xml:space="preserve"> and variation:</w:t>
       </w:r>
     </w:p>
     <w:tbl>
@@ -897,7 +930,7 @@
           <w:sz w:val="20"/>
         </w:rPr>
         <w:drawing>
-          <wp:inline distT="0" distB="0" distL="0" distR="0" wp14:anchorId="414B3574" wp14:editId="4C7F36A0">
+          <wp:inline distT="0" distB="0" distL="0" distR="0" wp14:anchorId="414B3574" wp14:editId="4213F828">
             <wp:extent cx="1885950" cy="895350"/>
             <wp:effectExtent l="0" t="0" r="0" b="0"/>
             <wp:docPr id="2041832547" name="Picture 1"/>

--- a/uk-cca-app-api/src/main/resources/templates/ca/england/CR_L001_Variation_Refused.docx
+++ b/uk-cca-app-api/src/main/resources/templates/ca/england/CR_L001_Variation_Refused.docx
@@ -1,6 +1,6 @@
 
 <file path=word/document.xml><?xml version="1.0" encoding="utf-8"?>
-<w:document xmlns:wpc="http://schemas.microsoft.com/office/word/2010/wordprocessingCanvas" xmlns:cx="http://schemas.microsoft.com/office/drawing/2014/chartex" xmlns:cx1="http://schemas.microsoft.com/office/drawing/2015/9/8/chartex" xmlns:cx2="http://schemas.microsoft.com/office/drawing/2015/10/21/chartex" xmlns:cx3="http://schemas.microsoft.com/office/drawing/2016/5/9/chartex" xmlns:cx4="http://schemas.microsoft.com/office/drawing/2016/5/10/chartex" xmlns:cx5="http://schemas.microsoft.com/office/drawing/2016/5/11/chartex" xmlns:cx6="http://schemas.microsoft.com/office/drawing/2016/5/12/chartex" xmlns:cx7="http://schemas.microsoft.com/office/drawing/2016/5/13/chartex" xmlns:cx8="http://schemas.microsoft.com/office/drawing/2016/5/14/chartex" xmlns:mc="http://schemas.openxmlformats.org/markup-compatibility/2006" xmlns:aink="http://schemas.microsoft.com/office/drawing/2016/ink" xmlns:am3d="http://schemas.microsoft.com/office/drawing/2017/model3d" xmlns:o="urn:schemas-microsoft-com:office:office" xmlns:oel="http://schemas.microsoft.com/office/2019/extlst" xmlns:r="http://schemas.openxmlformats.org/officeDocument/2006/relationships" xmlns:m="http://schemas.openxmlformats.org/officeDocument/2006/math" xmlns:v="urn:schemas-microsoft-com:vml" xmlns:wp14="http://schemas.microsoft.com/office/word/2010/wordprocessingDrawing" xmlns:wp="http://schemas.openxmlformats.org/drawingml/2006/wordprocessingDrawing" xmlns:w10="urn:schemas-microsoft-com:office:word" xmlns:w="http://schemas.openxmlformats.org/wordprocessingml/2006/main" xmlns:w14="http://schemas.microsoft.com/office/word/2010/wordml" xmlns:w15="http://schemas.microsoft.com/office/word/2012/wordml" xmlns:w16cex="http://schemas.microsoft.com/office/word/2018/wordml/cex" xmlns:w16cid="http://schemas.microsoft.com/office/word/2016/wordml/cid" xmlns:w16="http://schemas.microsoft.com/office/word/2018/wordml" xmlns:w16sdtdh="http://schemas.microsoft.com/office/word/2020/wordml/sdtdatahash" xmlns:w16se="http://schemas.microsoft.com/office/word/2015/wordml/symex" xmlns:wpg="http://schemas.microsoft.com/office/word/2010/wordprocessingGroup" xmlns:wpi="http://schemas.microsoft.com/office/word/2010/wordprocessingInk" xmlns:wne="http://schemas.microsoft.com/office/word/2006/wordml" xmlns:wps="http://schemas.microsoft.com/office/word/2010/wordprocessingShape" mc:Ignorable="w14 w15 w16se w16cid w16 w16cex w16sdtdh wp14">
+<w:document xmlns:wpc="http://schemas.microsoft.com/office/word/2010/wordprocessingCanvas" xmlns:cx="http://schemas.microsoft.com/office/drawing/2014/chartex" xmlns:cx1="http://schemas.microsoft.com/office/drawing/2015/9/8/chartex" xmlns:cx2="http://schemas.microsoft.com/office/drawing/2015/10/21/chartex" xmlns:cx3="http://schemas.microsoft.com/office/drawing/2016/5/9/chartex" xmlns:cx4="http://schemas.microsoft.com/office/drawing/2016/5/10/chartex" xmlns:cx5="http://schemas.microsoft.com/office/drawing/2016/5/11/chartex" xmlns:cx6="http://schemas.microsoft.com/office/drawing/2016/5/12/chartex" xmlns:cx7="http://schemas.microsoft.com/office/drawing/2016/5/13/chartex" xmlns:cx8="http://schemas.microsoft.com/office/drawing/2016/5/14/chartex" xmlns:mc="http://schemas.openxmlformats.org/markup-compatibility/2006" xmlns:aink="http://schemas.microsoft.com/office/drawing/2016/ink" xmlns:am3d="http://schemas.microsoft.com/office/drawing/2017/model3d" xmlns:o="urn:schemas-microsoft-com:office:office" xmlns:r="http://schemas.openxmlformats.org/officeDocument/2006/relationships" xmlns:m="http://schemas.openxmlformats.org/officeDocument/2006/math" xmlns:v="urn:schemas-microsoft-com:vml" xmlns:wp14="http://schemas.microsoft.com/office/word/2010/wordprocessingDrawing" xmlns:wp="http://schemas.openxmlformats.org/drawingml/2006/wordprocessingDrawing" xmlns:w10="urn:schemas-microsoft-com:office:word" xmlns:w="http://schemas.openxmlformats.org/wordprocessingml/2006/main" xmlns:w14="http://schemas.microsoft.com/office/word/2010/wordml" xmlns:w15="http://schemas.microsoft.com/office/word/2012/wordml" xmlns:w16cex="http://schemas.microsoft.com/office/word/2018/wordml/cex" xmlns:w16cid="http://schemas.microsoft.com/office/word/2016/wordml/cid" xmlns:w16="http://schemas.microsoft.com/office/word/2018/wordml" xmlns:w16sdtdh="http://schemas.microsoft.com/office/word/2020/wordml/sdtdatahash" xmlns:w16se="http://schemas.microsoft.com/office/word/2015/wordml/symex" xmlns:wpg="http://schemas.microsoft.com/office/word/2010/wordprocessingGroup" xmlns:wpi="http://schemas.microsoft.com/office/word/2010/wordprocessingInk" xmlns:wne="http://schemas.microsoft.com/office/word/2006/wordml" xmlns:wps="http://schemas.microsoft.com/office/word/2010/wordprocessingShape" mc:Ignorable="w14 w15 w16se w16cid w16 w16cex w16sdtdh wp14">
   <w:body>
     <w:p>
       <w:pPr>
@@ -119,7 +119,7 @@
         <w:rPr>
           <w:sz w:val="20"/>
         </w:rPr>
-        <w:instrText xml:space="preserve"> MERGEFIELD  ${account.sectorIdentifier}  \* MERGEFORMAT </w:instrText>
+        <w:instrText xml:space="preserve"> MERGEFIELD  ${params.sectorAcronymAndName}  \* MERGEFORMAT </w:instrText>
       </w:r>
       <w:r>
         <w:rPr>
@@ -132,7 +132,7 @@
           <w:noProof/>
           <w:sz w:val="20"/>
         </w:rPr>
-        <w:t>«${account.sectorIdentifier}»</w:t>
+        <w:t>«${params.sectorAcronymAndName}»</w:t>
       </w:r>
       <w:r>
         <w:rPr>
@@ -515,21 +515,7 @@
         <w:rPr>
           <w:sz w:val="20"/>
         </w:rPr>
-        <w:t xml:space="preserve">(“you”) that the recent request to vary your underlying agreement has been refused. This relates to the following target unit, </w:t>
-      </w:r>
-      <w:proofErr w:type="gramStart"/>
-      <w:r>
-        <w:rPr>
-          <w:sz w:val="20"/>
-        </w:rPr>
-        <w:t>agreement</w:t>
-      </w:r>
-      <w:proofErr w:type="gramEnd"/>
-      <w:r>
-        <w:rPr>
-          <w:sz w:val="20"/>
-        </w:rPr>
-        <w:t xml:space="preserve"> and variation:</w:t>
+        <w:t>(“you”) that the recent request to vary your underlying agreement has been refused. This relates to the following target unit, agreement and variation:</w:t>
       </w:r>
     </w:p>
     <w:tbl>
@@ -1153,7 +1139,7 @@
 </file>
 
 <file path=word/endnotes.xml><?xml version="1.0" encoding="utf-8"?>
-<w:endnotes xmlns:wpc="http://schemas.microsoft.com/office/word/2010/wordprocessingCanvas" xmlns:cx="http://schemas.microsoft.com/office/drawing/2014/chartex" xmlns:cx1="http://schemas.microsoft.com/office/drawing/2015/9/8/chartex" xmlns:cx2="http://schemas.microsoft.com/office/drawing/2015/10/21/chartex" xmlns:cx3="http://schemas.microsoft.com/office/drawing/2016/5/9/chartex" xmlns:cx4="http://schemas.microsoft.com/office/drawing/2016/5/10/chartex" xmlns:cx5="http://schemas.microsoft.com/office/drawing/2016/5/11/chartex" xmlns:cx6="http://schemas.microsoft.com/office/drawing/2016/5/12/chartex" xmlns:cx7="http://schemas.microsoft.com/office/drawing/2016/5/13/chartex" xmlns:cx8="http://schemas.microsoft.com/office/drawing/2016/5/14/chartex" xmlns:mc="http://schemas.openxmlformats.org/markup-compatibility/2006" xmlns:aink="http://schemas.microsoft.com/office/drawing/2016/ink" xmlns:am3d="http://schemas.microsoft.com/office/drawing/2017/model3d" xmlns:o="urn:schemas-microsoft-com:office:office" xmlns:oel="http://schemas.microsoft.com/office/2019/extlst" xmlns:r="http://schemas.openxmlformats.org/officeDocument/2006/relationships" xmlns:m="http://schemas.openxmlformats.org/officeDocument/2006/math" xmlns:v="urn:schemas-microsoft-com:vml" xmlns:wp14="http://schemas.microsoft.com/office/word/2010/wordprocessingDrawing" xmlns:wp="http://schemas.openxmlformats.org/drawingml/2006/wordprocessingDrawing" xmlns:w10="urn:schemas-microsoft-com:office:word" xmlns:w="http://schemas.openxmlformats.org/wordprocessingml/2006/main" xmlns:w14="http://schemas.microsoft.com/office/word/2010/wordml" xmlns:w15="http://schemas.microsoft.com/office/word/2012/wordml" xmlns:w16cex="http://schemas.microsoft.com/office/word/2018/wordml/cex" xmlns:w16cid="http://schemas.microsoft.com/office/word/2016/wordml/cid" xmlns:w16="http://schemas.microsoft.com/office/word/2018/wordml" xmlns:w16sdtdh="http://schemas.microsoft.com/office/word/2020/wordml/sdtdatahash" xmlns:w16se="http://schemas.microsoft.com/office/word/2015/wordml/symex" xmlns:wpg="http://schemas.microsoft.com/office/word/2010/wordprocessingGroup" xmlns:wpi="http://schemas.microsoft.com/office/word/2010/wordprocessingInk" xmlns:wne="http://schemas.microsoft.com/office/word/2006/wordml" xmlns:wps="http://schemas.microsoft.com/office/word/2010/wordprocessingShape" mc:Ignorable="w14 w15 w16se w16cid w16 w16cex w16sdtdh wp14">
+<w:endnotes xmlns:wpc="http://schemas.microsoft.com/office/word/2010/wordprocessingCanvas" xmlns:cx="http://schemas.microsoft.com/office/drawing/2014/chartex" xmlns:cx1="http://schemas.microsoft.com/office/drawing/2015/9/8/chartex" xmlns:cx2="http://schemas.microsoft.com/office/drawing/2015/10/21/chartex" xmlns:cx3="http://schemas.microsoft.com/office/drawing/2016/5/9/chartex" xmlns:cx4="http://schemas.microsoft.com/office/drawing/2016/5/10/chartex" xmlns:cx5="http://schemas.microsoft.com/office/drawing/2016/5/11/chartex" xmlns:cx6="http://schemas.microsoft.com/office/drawing/2016/5/12/chartex" xmlns:cx7="http://schemas.microsoft.com/office/drawing/2016/5/13/chartex" xmlns:cx8="http://schemas.microsoft.com/office/drawing/2016/5/14/chartex" xmlns:mc="http://schemas.openxmlformats.org/markup-compatibility/2006" xmlns:aink="http://schemas.microsoft.com/office/drawing/2016/ink" xmlns:am3d="http://schemas.microsoft.com/office/drawing/2017/model3d" xmlns:o="urn:schemas-microsoft-com:office:office" xmlns:r="http://schemas.openxmlformats.org/officeDocument/2006/relationships" xmlns:m="http://schemas.openxmlformats.org/officeDocument/2006/math" xmlns:v="urn:schemas-microsoft-com:vml" xmlns:wp14="http://schemas.microsoft.com/office/word/2010/wordprocessingDrawing" xmlns:wp="http://schemas.openxmlformats.org/drawingml/2006/wordprocessingDrawing" xmlns:w10="urn:schemas-microsoft-com:office:word" xmlns:w="http://schemas.openxmlformats.org/wordprocessingml/2006/main" xmlns:w14="http://schemas.microsoft.com/office/word/2010/wordml" xmlns:w15="http://schemas.microsoft.com/office/word/2012/wordml" xmlns:w16cex="http://schemas.microsoft.com/office/word/2018/wordml/cex" xmlns:w16cid="http://schemas.microsoft.com/office/word/2016/wordml/cid" xmlns:w16="http://schemas.microsoft.com/office/word/2018/wordml" xmlns:w16sdtdh="http://schemas.microsoft.com/office/word/2020/wordml/sdtdatahash" xmlns:w16se="http://schemas.microsoft.com/office/word/2015/wordml/symex" xmlns:wpg="http://schemas.microsoft.com/office/word/2010/wordprocessingGroup" xmlns:wpi="http://schemas.microsoft.com/office/word/2010/wordprocessingInk" xmlns:wne="http://schemas.microsoft.com/office/word/2006/wordml" xmlns:wps="http://schemas.microsoft.com/office/word/2010/wordprocessingShape" mc:Ignorable="w14 w15 w16se w16cid w16 w16cex w16sdtdh wp14">
   <w:endnote w:type="separator" w:id="-1">
     <w:p>
       <w:r>
@@ -1172,7 +1158,7 @@
 </file>
 
 <file path=word/footer1.xml><?xml version="1.0" encoding="utf-8"?>
-<w:ftr xmlns:wpc="http://schemas.microsoft.com/office/word/2010/wordprocessingCanvas" xmlns:cx="http://schemas.microsoft.com/office/drawing/2014/chartex" xmlns:cx1="http://schemas.microsoft.com/office/drawing/2015/9/8/chartex" xmlns:cx2="http://schemas.microsoft.com/office/drawing/2015/10/21/chartex" xmlns:cx3="http://schemas.microsoft.com/office/drawing/2016/5/9/chartex" xmlns:cx4="http://schemas.microsoft.com/office/drawing/2016/5/10/chartex" xmlns:cx5="http://schemas.microsoft.com/office/drawing/2016/5/11/chartex" xmlns:cx6="http://schemas.microsoft.com/office/drawing/2016/5/12/chartex" xmlns:cx7="http://schemas.microsoft.com/office/drawing/2016/5/13/chartex" xmlns:cx8="http://schemas.microsoft.com/office/drawing/2016/5/14/chartex" xmlns:mc="http://schemas.openxmlformats.org/markup-compatibility/2006" xmlns:aink="http://schemas.microsoft.com/office/drawing/2016/ink" xmlns:am3d="http://schemas.microsoft.com/office/drawing/2017/model3d" xmlns:o="urn:schemas-microsoft-com:office:office" xmlns:oel="http://schemas.microsoft.com/office/2019/extlst" xmlns:r="http://schemas.openxmlformats.org/officeDocument/2006/relationships" xmlns:m="http://schemas.openxmlformats.org/officeDocument/2006/math" xmlns:v="urn:schemas-microsoft-com:vml" xmlns:wp14="http://schemas.microsoft.com/office/word/2010/wordprocessingDrawing" xmlns:wp="http://schemas.openxmlformats.org/drawingml/2006/wordprocessingDrawing" xmlns:w10="urn:schemas-microsoft-com:office:word" xmlns:w="http://schemas.openxmlformats.org/wordprocessingml/2006/main" xmlns:w14="http://schemas.microsoft.com/office/word/2010/wordml" xmlns:w15="http://schemas.microsoft.com/office/word/2012/wordml" xmlns:w16cex="http://schemas.microsoft.com/office/word/2018/wordml/cex" xmlns:w16cid="http://schemas.microsoft.com/office/word/2016/wordml/cid" xmlns:w16="http://schemas.microsoft.com/office/word/2018/wordml" xmlns:w16sdtdh="http://schemas.microsoft.com/office/word/2020/wordml/sdtdatahash" xmlns:w16se="http://schemas.microsoft.com/office/word/2015/wordml/symex" xmlns:wpg="http://schemas.microsoft.com/office/word/2010/wordprocessingGroup" xmlns:wpi="http://schemas.microsoft.com/office/word/2010/wordprocessingInk" xmlns:wne="http://schemas.microsoft.com/office/word/2006/wordml" xmlns:wps="http://schemas.microsoft.com/office/word/2010/wordprocessingShape" mc:Ignorable="w14 w15 w16se w16cid w16 w16cex w16sdtdh wp14">
+<w:ftr xmlns:wpc="http://schemas.microsoft.com/office/word/2010/wordprocessingCanvas" xmlns:cx="http://schemas.microsoft.com/office/drawing/2014/chartex" xmlns:cx1="http://schemas.microsoft.com/office/drawing/2015/9/8/chartex" xmlns:cx2="http://schemas.microsoft.com/office/drawing/2015/10/21/chartex" xmlns:cx3="http://schemas.microsoft.com/office/drawing/2016/5/9/chartex" xmlns:cx4="http://schemas.microsoft.com/office/drawing/2016/5/10/chartex" xmlns:cx5="http://schemas.microsoft.com/office/drawing/2016/5/11/chartex" xmlns:cx6="http://schemas.microsoft.com/office/drawing/2016/5/12/chartex" xmlns:cx7="http://schemas.microsoft.com/office/drawing/2016/5/13/chartex" xmlns:cx8="http://schemas.microsoft.com/office/drawing/2016/5/14/chartex" xmlns:mc="http://schemas.openxmlformats.org/markup-compatibility/2006" xmlns:aink="http://schemas.microsoft.com/office/drawing/2016/ink" xmlns:am3d="http://schemas.microsoft.com/office/drawing/2017/model3d" xmlns:o="urn:schemas-microsoft-com:office:office" xmlns:r="http://schemas.openxmlformats.org/officeDocument/2006/relationships" xmlns:m="http://schemas.openxmlformats.org/officeDocument/2006/math" xmlns:v="urn:schemas-microsoft-com:vml" xmlns:wp14="http://schemas.microsoft.com/office/word/2010/wordprocessingDrawing" xmlns:wp="http://schemas.openxmlformats.org/drawingml/2006/wordprocessingDrawing" xmlns:w10="urn:schemas-microsoft-com:office:word" xmlns:w="http://schemas.openxmlformats.org/wordprocessingml/2006/main" xmlns:w14="http://schemas.microsoft.com/office/word/2010/wordml" xmlns:w15="http://schemas.microsoft.com/office/word/2012/wordml" xmlns:w16cex="http://schemas.microsoft.com/office/word/2018/wordml/cex" xmlns:w16cid="http://schemas.microsoft.com/office/word/2016/wordml/cid" xmlns:w16="http://schemas.microsoft.com/office/word/2018/wordml" xmlns:w16sdtdh="http://schemas.microsoft.com/office/word/2020/wordml/sdtdatahash" xmlns:w16se="http://schemas.microsoft.com/office/word/2015/wordml/symex" xmlns:wpg="http://schemas.microsoft.com/office/word/2010/wordprocessingGroup" xmlns:wpi="http://schemas.microsoft.com/office/word/2010/wordprocessingInk" xmlns:wne="http://schemas.microsoft.com/office/word/2006/wordml" xmlns:wps="http://schemas.microsoft.com/office/word/2010/wordprocessingShape" mc:Ignorable="w14 w15 w16se w16cid w16 w16cex w16sdtdh wp14">
   <w:p>
     <w:pPr>
       <w:pStyle w:val="Footer"/>
@@ -1252,7 +1238,7 @@
 </file>
 
 <file path=word/footer2.xml><?xml version="1.0" encoding="utf-8"?>
-<w:ftr xmlns:wpc="http://schemas.microsoft.com/office/word/2010/wordprocessingCanvas" xmlns:cx="http://schemas.microsoft.com/office/drawing/2014/chartex" xmlns:cx1="http://schemas.microsoft.com/office/drawing/2015/9/8/chartex" xmlns:cx2="http://schemas.microsoft.com/office/drawing/2015/10/21/chartex" xmlns:cx3="http://schemas.microsoft.com/office/drawing/2016/5/9/chartex" xmlns:cx4="http://schemas.microsoft.com/office/drawing/2016/5/10/chartex" xmlns:cx5="http://schemas.microsoft.com/office/drawing/2016/5/11/chartex" xmlns:cx6="http://schemas.microsoft.com/office/drawing/2016/5/12/chartex" xmlns:cx7="http://schemas.microsoft.com/office/drawing/2016/5/13/chartex" xmlns:cx8="http://schemas.microsoft.com/office/drawing/2016/5/14/chartex" xmlns:mc="http://schemas.openxmlformats.org/markup-compatibility/2006" xmlns:aink="http://schemas.microsoft.com/office/drawing/2016/ink" xmlns:am3d="http://schemas.microsoft.com/office/drawing/2017/model3d" xmlns:o="urn:schemas-microsoft-com:office:office" xmlns:oel="http://schemas.microsoft.com/office/2019/extlst" xmlns:r="http://schemas.openxmlformats.org/officeDocument/2006/relationships" xmlns:m="http://schemas.openxmlformats.org/officeDocument/2006/math" xmlns:v="urn:schemas-microsoft-com:vml" xmlns:wp14="http://schemas.microsoft.com/office/word/2010/wordprocessingDrawing" xmlns:wp="http://schemas.openxmlformats.org/drawingml/2006/wordprocessingDrawing" xmlns:w10="urn:schemas-microsoft-com:office:word" xmlns:w="http://schemas.openxmlformats.org/wordprocessingml/2006/main" xmlns:w14="http://schemas.microsoft.com/office/word/2010/wordml" xmlns:w15="http://schemas.microsoft.com/office/word/2012/wordml" xmlns:w16cex="http://schemas.microsoft.com/office/word/2018/wordml/cex" xmlns:w16cid="http://schemas.microsoft.com/office/word/2016/wordml/cid" xmlns:w16="http://schemas.microsoft.com/office/word/2018/wordml" xmlns:w16sdtdh="http://schemas.microsoft.com/office/word/2020/wordml/sdtdatahash" xmlns:w16se="http://schemas.microsoft.com/office/word/2015/wordml/symex" xmlns:wpg="http://schemas.microsoft.com/office/word/2010/wordprocessingGroup" xmlns:wpi="http://schemas.microsoft.com/office/word/2010/wordprocessingInk" xmlns:wne="http://schemas.microsoft.com/office/word/2006/wordml" xmlns:wps="http://schemas.microsoft.com/office/word/2010/wordprocessingShape" mc:Ignorable="w14 w15 w16se w16cid w16 w16cex w16sdtdh wp14">
+<w:ftr xmlns:wpc="http://schemas.microsoft.com/office/word/2010/wordprocessingCanvas" xmlns:cx="http://schemas.microsoft.com/office/drawing/2014/chartex" xmlns:cx1="http://schemas.microsoft.com/office/drawing/2015/9/8/chartex" xmlns:cx2="http://schemas.microsoft.com/office/drawing/2015/10/21/chartex" xmlns:cx3="http://schemas.microsoft.com/office/drawing/2016/5/9/chartex" xmlns:cx4="http://schemas.microsoft.com/office/drawing/2016/5/10/chartex" xmlns:cx5="http://schemas.microsoft.com/office/drawing/2016/5/11/chartex" xmlns:cx6="http://schemas.microsoft.com/office/drawing/2016/5/12/chartex" xmlns:cx7="http://schemas.microsoft.com/office/drawing/2016/5/13/chartex" xmlns:cx8="http://schemas.microsoft.com/office/drawing/2016/5/14/chartex" xmlns:mc="http://schemas.openxmlformats.org/markup-compatibility/2006" xmlns:aink="http://schemas.microsoft.com/office/drawing/2016/ink" xmlns:am3d="http://schemas.microsoft.com/office/drawing/2017/model3d" xmlns:o="urn:schemas-microsoft-com:office:office" xmlns:r="http://schemas.openxmlformats.org/officeDocument/2006/relationships" xmlns:m="http://schemas.openxmlformats.org/officeDocument/2006/math" xmlns:v="urn:schemas-microsoft-com:vml" xmlns:wp14="http://schemas.microsoft.com/office/word/2010/wordprocessingDrawing" xmlns:wp="http://schemas.openxmlformats.org/drawingml/2006/wordprocessingDrawing" xmlns:w10="urn:schemas-microsoft-com:office:word" xmlns:w="http://schemas.openxmlformats.org/wordprocessingml/2006/main" xmlns:w14="http://schemas.microsoft.com/office/word/2010/wordml" xmlns:w15="http://schemas.microsoft.com/office/word/2012/wordml" xmlns:w16cex="http://schemas.microsoft.com/office/word/2018/wordml/cex" xmlns:w16cid="http://schemas.microsoft.com/office/word/2016/wordml/cid" xmlns:w16="http://schemas.microsoft.com/office/word/2018/wordml" xmlns:w16sdtdh="http://schemas.microsoft.com/office/word/2020/wordml/sdtdatahash" xmlns:w16se="http://schemas.microsoft.com/office/word/2015/wordml/symex" xmlns:wpg="http://schemas.microsoft.com/office/word/2010/wordprocessingGroup" xmlns:wpi="http://schemas.microsoft.com/office/word/2010/wordprocessingInk" xmlns:wne="http://schemas.microsoft.com/office/word/2006/wordml" xmlns:wps="http://schemas.microsoft.com/office/word/2010/wordprocessingShape" mc:Ignorable="w14 w15 w16se w16cid w16 w16cex w16sdtdh wp14">
   <w:tbl>
     <w:tblPr>
       <w:tblW w:w="9286" w:type="dxa"/>
@@ -1447,7 +1433,7 @@
 </file>
 
 <file path=word/footer3.xml><?xml version="1.0" encoding="utf-8"?>
-<w:ftr xmlns:wpc="http://schemas.microsoft.com/office/word/2010/wordprocessingCanvas" xmlns:cx="http://schemas.microsoft.com/office/drawing/2014/chartex" xmlns:cx1="http://schemas.microsoft.com/office/drawing/2015/9/8/chartex" xmlns:cx2="http://schemas.microsoft.com/office/drawing/2015/10/21/chartex" xmlns:cx3="http://schemas.microsoft.com/office/drawing/2016/5/9/chartex" xmlns:cx4="http://schemas.microsoft.com/office/drawing/2016/5/10/chartex" xmlns:cx5="http://schemas.microsoft.com/office/drawing/2016/5/11/chartex" xmlns:cx6="http://schemas.microsoft.com/office/drawing/2016/5/12/chartex" xmlns:cx7="http://schemas.microsoft.com/office/drawing/2016/5/13/chartex" xmlns:cx8="http://schemas.microsoft.com/office/drawing/2016/5/14/chartex" xmlns:mc="http://schemas.openxmlformats.org/markup-compatibility/2006" xmlns:aink="http://schemas.microsoft.com/office/drawing/2016/ink" xmlns:am3d="http://schemas.microsoft.com/office/drawing/2017/model3d" xmlns:o="urn:schemas-microsoft-com:office:office" xmlns:oel="http://schemas.microsoft.com/office/2019/extlst" xmlns:r="http://schemas.openxmlformats.org/officeDocument/2006/relationships" xmlns:m="http://schemas.openxmlformats.org/officeDocument/2006/math" xmlns:v="urn:schemas-microsoft-com:vml" xmlns:wp14="http://schemas.microsoft.com/office/word/2010/wordprocessingDrawing" xmlns:wp="http://schemas.openxmlformats.org/drawingml/2006/wordprocessingDrawing" xmlns:w10="urn:schemas-microsoft-com:office:word" xmlns:w="http://schemas.openxmlformats.org/wordprocessingml/2006/main" xmlns:w14="http://schemas.microsoft.com/office/word/2010/wordml" xmlns:w15="http://schemas.microsoft.com/office/word/2012/wordml" xmlns:w16cex="http://schemas.microsoft.com/office/word/2018/wordml/cex" xmlns:w16cid="http://schemas.microsoft.com/office/word/2016/wordml/cid" xmlns:w16="http://schemas.microsoft.com/office/word/2018/wordml" xmlns:w16sdtdh="http://schemas.microsoft.com/office/word/2020/wordml/sdtdatahash" xmlns:w16se="http://schemas.microsoft.com/office/word/2015/wordml/symex" xmlns:wpg="http://schemas.microsoft.com/office/word/2010/wordprocessingGroup" xmlns:wpi="http://schemas.microsoft.com/office/word/2010/wordprocessingInk" xmlns:wne="http://schemas.microsoft.com/office/word/2006/wordml" xmlns:wps="http://schemas.microsoft.com/office/word/2010/wordprocessingShape" mc:Ignorable="w14 w15 w16se w16cid w16 w16cex w16sdtdh wp14">
+<w:ftr xmlns:wpc="http://schemas.microsoft.com/office/word/2010/wordprocessingCanvas" xmlns:cx="http://schemas.microsoft.com/office/drawing/2014/chartex" xmlns:cx1="http://schemas.microsoft.com/office/drawing/2015/9/8/chartex" xmlns:cx2="http://schemas.microsoft.com/office/drawing/2015/10/21/chartex" xmlns:cx3="http://schemas.microsoft.com/office/drawing/2016/5/9/chartex" xmlns:cx4="http://schemas.microsoft.com/office/drawing/2016/5/10/chartex" xmlns:cx5="http://schemas.microsoft.com/office/drawing/2016/5/11/chartex" xmlns:cx6="http://schemas.microsoft.com/office/drawing/2016/5/12/chartex" xmlns:cx7="http://schemas.microsoft.com/office/drawing/2016/5/13/chartex" xmlns:cx8="http://schemas.microsoft.com/office/drawing/2016/5/14/chartex" xmlns:mc="http://schemas.openxmlformats.org/markup-compatibility/2006" xmlns:aink="http://schemas.microsoft.com/office/drawing/2016/ink" xmlns:am3d="http://schemas.microsoft.com/office/drawing/2017/model3d" xmlns:o="urn:schemas-microsoft-com:office:office" xmlns:r="http://schemas.openxmlformats.org/officeDocument/2006/relationships" xmlns:m="http://schemas.openxmlformats.org/officeDocument/2006/math" xmlns:v="urn:schemas-microsoft-com:vml" xmlns:wp14="http://schemas.microsoft.com/office/word/2010/wordprocessingDrawing" xmlns:wp="http://schemas.openxmlformats.org/drawingml/2006/wordprocessingDrawing" xmlns:w10="urn:schemas-microsoft-com:office:word" xmlns:w="http://schemas.openxmlformats.org/wordprocessingml/2006/main" xmlns:w14="http://schemas.microsoft.com/office/word/2010/wordml" xmlns:w15="http://schemas.microsoft.com/office/word/2012/wordml" xmlns:w16cex="http://schemas.microsoft.com/office/word/2018/wordml/cex" xmlns:w16cid="http://schemas.microsoft.com/office/word/2016/wordml/cid" xmlns:w16="http://schemas.microsoft.com/office/word/2018/wordml" xmlns:w16sdtdh="http://schemas.microsoft.com/office/word/2020/wordml/sdtdatahash" xmlns:w16se="http://schemas.microsoft.com/office/word/2015/wordml/symex" xmlns:wpg="http://schemas.microsoft.com/office/word/2010/wordprocessingGroup" xmlns:wpi="http://schemas.microsoft.com/office/word/2010/wordprocessingInk" xmlns:wne="http://schemas.microsoft.com/office/word/2006/wordml" xmlns:wps="http://schemas.microsoft.com/office/word/2010/wordprocessingShape" mc:Ignorable="w14 w15 w16se w16cid w16 w16cex w16sdtdh wp14">
   <w:tbl>
     <w:tblPr>
       <w:tblW w:w="9286" w:type="dxa"/>
@@ -1642,7 +1628,7 @@
 </file>
 
 <file path=word/footnotes.xml><?xml version="1.0" encoding="utf-8"?>
-<w:footnotes xmlns:wpc="http://schemas.microsoft.com/office/word/2010/wordprocessingCanvas" xmlns:cx="http://schemas.microsoft.com/office/drawing/2014/chartex" xmlns:cx1="http://schemas.microsoft.com/office/drawing/2015/9/8/chartex" xmlns:cx2="http://schemas.microsoft.com/office/drawing/2015/10/21/chartex" xmlns:cx3="http://schemas.microsoft.com/office/drawing/2016/5/9/chartex" xmlns:cx4="http://schemas.microsoft.com/office/drawing/2016/5/10/chartex" xmlns:cx5="http://schemas.microsoft.com/office/drawing/2016/5/11/chartex" xmlns:cx6="http://schemas.microsoft.com/office/drawing/2016/5/12/chartex" xmlns:cx7="http://schemas.microsoft.com/office/drawing/2016/5/13/chartex" xmlns:cx8="http://schemas.microsoft.com/office/drawing/2016/5/14/chartex" xmlns:mc="http://schemas.openxmlformats.org/markup-compatibility/2006" xmlns:aink="http://schemas.microsoft.com/office/drawing/2016/ink" xmlns:am3d="http://schemas.microsoft.com/office/drawing/2017/model3d" xmlns:o="urn:schemas-microsoft-com:office:office" xmlns:oel="http://schemas.microsoft.com/office/2019/extlst" xmlns:r="http://schemas.openxmlformats.org/officeDocument/2006/relationships" xmlns:m="http://schemas.openxmlformats.org/officeDocument/2006/math" xmlns:v="urn:schemas-microsoft-com:vml" xmlns:wp14="http://schemas.microsoft.com/office/word/2010/wordprocessingDrawing" xmlns:wp="http://schemas.openxmlformats.org/drawingml/2006/wordprocessingDrawing" xmlns:w10="urn:schemas-microsoft-com:office:word" xmlns:w="http://schemas.openxmlformats.org/wordprocessingml/2006/main" xmlns:w14="http://schemas.microsoft.com/office/word/2010/wordml" xmlns:w15="http://schemas.microsoft.com/office/word/2012/wordml" xmlns:w16cex="http://schemas.microsoft.com/office/word/2018/wordml/cex" xmlns:w16cid="http://schemas.microsoft.com/office/word/2016/wordml/cid" xmlns:w16="http://schemas.microsoft.com/office/word/2018/wordml" xmlns:w16sdtdh="http://schemas.microsoft.com/office/word/2020/wordml/sdtdatahash" xmlns:w16se="http://schemas.microsoft.com/office/word/2015/wordml/symex" xmlns:wpg="http://schemas.microsoft.com/office/word/2010/wordprocessingGroup" xmlns:wpi="http://schemas.microsoft.com/office/word/2010/wordprocessingInk" xmlns:wne="http://schemas.microsoft.com/office/word/2006/wordml" xmlns:wps="http://schemas.microsoft.com/office/word/2010/wordprocessingShape" mc:Ignorable="w14 w15 w16se w16cid w16 w16cex w16sdtdh wp14">
+<w:footnotes xmlns:wpc="http://schemas.microsoft.com/office/word/2010/wordprocessingCanvas" xmlns:cx="http://schemas.microsoft.com/office/drawing/2014/chartex" xmlns:cx1="http://schemas.microsoft.com/office/drawing/2015/9/8/chartex" xmlns:cx2="http://schemas.microsoft.com/office/drawing/2015/10/21/chartex" xmlns:cx3="http://schemas.microsoft.com/office/drawing/2016/5/9/chartex" xmlns:cx4="http://schemas.microsoft.com/office/drawing/2016/5/10/chartex" xmlns:cx5="http://schemas.microsoft.com/office/drawing/2016/5/11/chartex" xmlns:cx6="http://schemas.microsoft.com/office/drawing/2016/5/12/chartex" xmlns:cx7="http://schemas.microsoft.com/office/drawing/2016/5/13/chartex" xmlns:cx8="http://schemas.microsoft.com/office/drawing/2016/5/14/chartex" xmlns:mc="http://schemas.openxmlformats.org/markup-compatibility/2006" xmlns:aink="http://schemas.microsoft.com/office/drawing/2016/ink" xmlns:am3d="http://schemas.microsoft.com/office/drawing/2017/model3d" xmlns:o="urn:schemas-microsoft-com:office:office" xmlns:r="http://schemas.openxmlformats.org/officeDocument/2006/relationships" xmlns:m="http://schemas.openxmlformats.org/officeDocument/2006/math" xmlns:v="urn:schemas-microsoft-com:vml" xmlns:wp14="http://schemas.microsoft.com/office/word/2010/wordprocessingDrawing" xmlns:wp="http://schemas.openxmlformats.org/drawingml/2006/wordprocessingDrawing" xmlns:w10="urn:schemas-microsoft-com:office:word" xmlns:w="http://schemas.openxmlformats.org/wordprocessingml/2006/main" xmlns:w14="http://schemas.microsoft.com/office/word/2010/wordml" xmlns:w15="http://schemas.microsoft.com/office/word/2012/wordml" xmlns:w16cex="http://schemas.microsoft.com/office/word/2018/wordml/cex" xmlns:w16cid="http://schemas.microsoft.com/office/word/2016/wordml/cid" xmlns:w16="http://schemas.microsoft.com/office/word/2018/wordml" xmlns:w16sdtdh="http://schemas.microsoft.com/office/word/2020/wordml/sdtdatahash" xmlns:w16se="http://schemas.microsoft.com/office/word/2015/wordml/symex" xmlns:wpg="http://schemas.microsoft.com/office/word/2010/wordprocessingGroup" xmlns:wpi="http://schemas.microsoft.com/office/word/2010/wordprocessingInk" xmlns:wne="http://schemas.microsoft.com/office/word/2006/wordml" xmlns:wps="http://schemas.microsoft.com/office/word/2010/wordprocessingShape" mc:Ignorable="w14 w15 w16se w16cid w16 w16cex w16sdtdh wp14">
   <w:footnote w:type="separator" w:id="-1">
     <w:p>
       <w:r>
@@ -1661,7 +1647,7 @@
 </file>
 
 <file path=word/header1.xml><?xml version="1.0" encoding="utf-8"?>
-<w:hdr xmlns:wpc="http://schemas.microsoft.com/office/word/2010/wordprocessingCanvas" xmlns:cx="http://schemas.microsoft.com/office/drawing/2014/chartex" xmlns:cx1="http://schemas.microsoft.com/office/drawing/2015/9/8/chartex" xmlns:cx2="http://schemas.microsoft.com/office/drawing/2015/10/21/chartex" xmlns:cx3="http://schemas.microsoft.com/office/drawing/2016/5/9/chartex" xmlns:cx4="http://schemas.microsoft.com/office/drawing/2016/5/10/chartex" xmlns:cx5="http://schemas.microsoft.com/office/drawing/2016/5/11/chartex" xmlns:cx6="http://schemas.microsoft.com/office/drawing/2016/5/12/chartex" xmlns:cx7="http://schemas.microsoft.com/office/drawing/2016/5/13/chartex" xmlns:cx8="http://schemas.microsoft.com/office/drawing/2016/5/14/chartex" xmlns:mc="http://schemas.openxmlformats.org/markup-compatibility/2006" xmlns:aink="http://schemas.microsoft.com/office/drawing/2016/ink" xmlns:am3d="http://schemas.microsoft.com/office/drawing/2017/model3d" xmlns:o="urn:schemas-microsoft-com:office:office" xmlns:oel="http://schemas.microsoft.com/office/2019/extlst" xmlns:r="http://schemas.openxmlformats.org/officeDocument/2006/relationships" xmlns:m="http://schemas.openxmlformats.org/officeDocument/2006/math" xmlns:v="urn:schemas-microsoft-com:vml" xmlns:wp14="http://schemas.microsoft.com/office/word/2010/wordprocessingDrawing" xmlns:wp="http://schemas.openxmlformats.org/drawingml/2006/wordprocessingDrawing" xmlns:w10="urn:schemas-microsoft-com:office:word" xmlns:w="http://schemas.openxmlformats.org/wordprocessingml/2006/main" xmlns:w14="http://schemas.microsoft.com/office/word/2010/wordml" xmlns:w15="http://schemas.microsoft.com/office/word/2012/wordml" xmlns:w16cex="http://schemas.microsoft.com/office/word/2018/wordml/cex" xmlns:w16cid="http://schemas.microsoft.com/office/word/2016/wordml/cid" xmlns:w16="http://schemas.microsoft.com/office/word/2018/wordml" xmlns:w16sdtdh="http://schemas.microsoft.com/office/word/2020/wordml/sdtdatahash" xmlns:w16se="http://schemas.microsoft.com/office/word/2015/wordml/symex" xmlns:wpg="http://schemas.microsoft.com/office/word/2010/wordprocessingGroup" xmlns:wpi="http://schemas.microsoft.com/office/word/2010/wordprocessingInk" xmlns:wne="http://schemas.microsoft.com/office/word/2006/wordml" xmlns:wps="http://schemas.microsoft.com/office/word/2010/wordprocessingShape" mc:Ignorable="w14 w15 w16se w16cid w16 w16cex w16sdtdh wp14">
+<w:hdr xmlns:wpc="http://schemas.microsoft.com/office/word/2010/wordprocessingCanvas" xmlns:cx="http://schemas.microsoft.com/office/drawing/2014/chartex" xmlns:cx1="http://schemas.microsoft.com/office/drawing/2015/9/8/chartex" xmlns:cx2="http://schemas.microsoft.com/office/drawing/2015/10/21/chartex" xmlns:cx3="http://schemas.microsoft.com/office/drawing/2016/5/9/chartex" xmlns:cx4="http://schemas.microsoft.com/office/drawing/2016/5/10/chartex" xmlns:cx5="http://schemas.microsoft.com/office/drawing/2016/5/11/chartex" xmlns:cx6="http://schemas.microsoft.com/office/drawing/2016/5/12/chartex" xmlns:cx7="http://schemas.microsoft.com/office/drawing/2016/5/13/chartex" xmlns:cx8="http://schemas.microsoft.com/office/drawing/2016/5/14/chartex" xmlns:mc="http://schemas.openxmlformats.org/markup-compatibility/2006" xmlns:aink="http://schemas.microsoft.com/office/drawing/2016/ink" xmlns:am3d="http://schemas.microsoft.com/office/drawing/2017/model3d" xmlns:o="urn:schemas-microsoft-com:office:office" xmlns:r="http://schemas.openxmlformats.org/officeDocument/2006/relationships" xmlns:m="http://schemas.openxmlformats.org/officeDocument/2006/math" xmlns:v="urn:schemas-microsoft-com:vml" xmlns:wp14="http://schemas.microsoft.com/office/word/2010/wordprocessingDrawing" xmlns:wp="http://schemas.openxmlformats.org/drawingml/2006/wordprocessingDrawing" xmlns:w10="urn:schemas-microsoft-com:office:word" xmlns:w="http://schemas.openxmlformats.org/wordprocessingml/2006/main" xmlns:w14="http://schemas.microsoft.com/office/word/2010/wordml" xmlns:w15="http://schemas.microsoft.com/office/word/2012/wordml" xmlns:w16cex="http://schemas.microsoft.com/office/word/2018/wordml/cex" xmlns:w16cid="http://schemas.microsoft.com/office/word/2016/wordml/cid" xmlns:w16="http://schemas.microsoft.com/office/word/2018/wordml" xmlns:w16sdtdh="http://schemas.microsoft.com/office/word/2020/wordml/sdtdatahash" xmlns:w16se="http://schemas.microsoft.com/office/word/2015/wordml/symex" xmlns:wpg="http://schemas.microsoft.com/office/word/2010/wordprocessingGroup" xmlns:wpi="http://schemas.microsoft.com/office/word/2010/wordprocessingInk" xmlns:wne="http://schemas.microsoft.com/office/word/2006/wordml" xmlns:wps="http://schemas.microsoft.com/office/word/2010/wordprocessingShape" mc:Ignorable="w14 w15 w16se w16cid w16 w16cex w16sdtdh wp14">
   <w:p>
     <w:pPr>
       <w:pStyle w:val="Header"/>
@@ -1725,7 +1711,7 @@
 </file>
 
 <file path=word/numbering.xml><?xml version="1.0" encoding="utf-8"?>
-<w:numbering xmlns:wpc="http://schemas.microsoft.com/office/word/2010/wordprocessingCanvas" xmlns:cx="http://schemas.microsoft.com/office/drawing/2014/chartex" xmlns:cx1="http://schemas.microsoft.com/office/drawing/2015/9/8/chartex" xmlns:cx2="http://schemas.microsoft.com/office/drawing/2015/10/21/chartex" xmlns:cx3="http://schemas.microsoft.com/office/drawing/2016/5/9/chartex" xmlns:cx4="http://schemas.microsoft.com/office/drawing/2016/5/10/chartex" xmlns:cx5="http://schemas.microsoft.com/office/drawing/2016/5/11/chartex" xmlns:cx6="http://schemas.microsoft.com/office/drawing/2016/5/12/chartex" xmlns:cx7="http://schemas.microsoft.com/office/drawing/2016/5/13/chartex" xmlns:cx8="http://schemas.microsoft.com/office/drawing/2016/5/14/chartex" xmlns:mc="http://schemas.openxmlformats.org/markup-compatibility/2006" xmlns:aink="http://schemas.microsoft.com/office/drawing/2016/ink" xmlns:am3d="http://schemas.microsoft.com/office/drawing/2017/model3d" xmlns:o="urn:schemas-microsoft-com:office:office" xmlns:oel="http://schemas.microsoft.com/office/2019/extlst" xmlns:r="http://schemas.openxmlformats.org/officeDocument/2006/relationships" xmlns:m="http://schemas.openxmlformats.org/officeDocument/2006/math" xmlns:v="urn:schemas-microsoft-com:vml" xmlns:wp14="http://schemas.microsoft.com/office/word/2010/wordprocessingDrawing" xmlns:wp="http://schemas.openxmlformats.org/drawingml/2006/wordprocessingDrawing" xmlns:w10="urn:schemas-microsoft-com:office:word" xmlns:w="http://schemas.openxmlformats.org/wordprocessingml/2006/main" xmlns:w14="http://schemas.microsoft.com/office/word/2010/wordml" xmlns:w15="http://schemas.microsoft.com/office/word/2012/wordml" xmlns:w16cex="http://schemas.microsoft.com/office/word/2018/wordml/cex" xmlns:w16cid="http://schemas.microsoft.com/office/word/2016/wordml/cid" xmlns:w16="http://schemas.microsoft.com/office/word/2018/wordml" xmlns:w16sdtdh="http://schemas.microsoft.com/office/word/2020/wordml/sdtdatahash" xmlns:w16se="http://schemas.microsoft.com/office/word/2015/wordml/symex" xmlns:wpg="http://schemas.microsoft.com/office/word/2010/wordprocessingGroup" xmlns:wpi="http://schemas.microsoft.com/office/word/2010/wordprocessingInk" xmlns:wne="http://schemas.microsoft.com/office/word/2006/wordml" xmlns:wps="http://schemas.microsoft.com/office/word/2010/wordprocessingShape" mc:Ignorable="w14 w15 w16se w16cid w16 w16cex w16sdtdh wp14">
+<w:numbering xmlns:wpc="http://schemas.microsoft.com/office/word/2010/wordprocessingCanvas" xmlns:cx="http://schemas.microsoft.com/office/drawing/2014/chartex" xmlns:cx1="http://schemas.microsoft.com/office/drawing/2015/9/8/chartex" xmlns:cx2="http://schemas.microsoft.com/office/drawing/2015/10/21/chartex" xmlns:cx3="http://schemas.microsoft.com/office/drawing/2016/5/9/chartex" xmlns:cx4="http://schemas.microsoft.com/office/drawing/2016/5/10/chartex" xmlns:cx5="http://schemas.microsoft.com/office/drawing/2016/5/11/chartex" xmlns:cx6="http://schemas.microsoft.com/office/drawing/2016/5/12/chartex" xmlns:cx7="http://schemas.microsoft.com/office/drawing/2016/5/13/chartex" xmlns:cx8="http://schemas.microsoft.com/office/drawing/2016/5/14/chartex" xmlns:mc="http://schemas.openxmlformats.org/markup-compatibility/2006" xmlns:aink="http://schemas.microsoft.com/office/drawing/2016/ink" xmlns:am3d="http://schemas.microsoft.com/office/drawing/2017/model3d" xmlns:o="urn:schemas-microsoft-com:office:office" xmlns:r="http://schemas.openxmlformats.org/officeDocument/2006/relationships" xmlns:m="http://schemas.openxmlformats.org/officeDocument/2006/math" xmlns:v="urn:schemas-microsoft-com:vml" xmlns:wp14="http://schemas.microsoft.com/office/word/2010/wordprocessingDrawing" xmlns:wp="http://schemas.openxmlformats.org/drawingml/2006/wordprocessingDrawing" xmlns:w10="urn:schemas-microsoft-com:office:word" xmlns:w="http://schemas.openxmlformats.org/wordprocessingml/2006/main" xmlns:w14="http://schemas.microsoft.com/office/word/2010/wordml" xmlns:w15="http://schemas.microsoft.com/office/word/2012/wordml" xmlns:w16cex="http://schemas.microsoft.com/office/word/2018/wordml/cex" xmlns:w16cid="http://schemas.microsoft.com/office/word/2016/wordml/cid" xmlns:w16="http://schemas.microsoft.com/office/word/2018/wordml" xmlns:w16sdtdh="http://schemas.microsoft.com/office/word/2020/wordml/sdtdatahash" xmlns:w16se="http://schemas.microsoft.com/office/word/2015/wordml/symex" xmlns:wpg="http://schemas.microsoft.com/office/word/2010/wordprocessingGroup" xmlns:wpi="http://schemas.microsoft.com/office/word/2010/wordprocessingInk" xmlns:wne="http://schemas.microsoft.com/office/word/2006/wordml" xmlns:wps="http://schemas.microsoft.com/office/word/2010/wordprocessingShape" mc:Ignorable="w14 w15 w16se w16cid w16 w16cex w16sdtdh wp14">
   <w:abstractNum w:abstractNumId="0" w15:restartNumberingAfterBreak="0">
     <w:nsid w:val="0C956CF8"/>
     <w:multiLevelType w:val="hybridMultilevel"/>
@@ -5177,136 +5163,136 @@
       </w:rPr>
     </w:lvl>
   </w:abstractNum>
-  <w:num w:numId="1" w16cid:durableId="992833973">
+  <w:num w:numId="1">
     <w:abstractNumId w:val="36"/>
   </w:num>
-  <w:num w:numId="2" w16cid:durableId="1254388522">
+  <w:num w:numId="2">
     <w:abstractNumId w:val="39"/>
   </w:num>
-  <w:num w:numId="3" w16cid:durableId="342559529">
+  <w:num w:numId="3">
     <w:abstractNumId w:val="12"/>
   </w:num>
-  <w:num w:numId="4" w16cid:durableId="888421744">
+  <w:num w:numId="4">
     <w:abstractNumId w:val="18"/>
   </w:num>
-  <w:num w:numId="5" w16cid:durableId="613174775">
+  <w:num w:numId="5">
     <w:abstractNumId w:val="31"/>
   </w:num>
-  <w:num w:numId="6" w16cid:durableId="87704196">
+  <w:num w:numId="6">
     <w:abstractNumId w:val="8"/>
   </w:num>
-  <w:num w:numId="7" w16cid:durableId="998078693">
+  <w:num w:numId="7">
     <w:abstractNumId w:val="41"/>
   </w:num>
-  <w:num w:numId="8" w16cid:durableId="308680124">
+  <w:num w:numId="8">
     <w:abstractNumId w:val="20"/>
   </w:num>
-  <w:num w:numId="9" w16cid:durableId="1129012699">
+  <w:num w:numId="9">
     <w:abstractNumId w:val="37"/>
   </w:num>
-  <w:num w:numId="10" w16cid:durableId="1775515539">
+  <w:num w:numId="10">
     <w:abstractNumId w:val="42"/>
   </w:num>
-  <w:num w:numId="11" w16cid:durableId="302349504">
+  <w:num w:numId="11">
     <w:abstractNumId w:val="4"/>
   </w:num>
-  <w:num w:numId="12" w16cid:durableId="337199287">
+  <w:num w:numId="12">
     <w:abstractNumId w:val="11"/>
   </w:num>
-  <w:num w:numId="13" w16cid:durableId="891769383">
+  <w:num w:numId="13">
     <w:abstractNumId w:val="10"/>
   </w:num>
-  <w:num w:numId="14" w16cid:durableId="1463695486">
+  <w:num w:numId="14">
     <w:abstractNumId w:val="21"/>
   </w:num>
-  <w:num w:numId="15" w16cid:durableId="437723575">
+  <w:num w:numId="15">
     <w:abstractNumId w:val="34"/>
   </w:num>
-  <w:num w:numId="16" w16cid:durableId="1826892715">
+  <w:num w:numId="16">
     <w:abstractNumId w:val="24"/>
   </w:num>
-  <w:num w:numId="17" w16cid:durableId="1960257617">
+  <w:num w:numId="17">
     <w:abstractNumId w:val="32"/>
   </w:num>
-  <w:num w:numId="18" w16cid:durableId="1172909276">
+  <w:num w:numId="18">
     <w:abstractNumId w:val="40"/>
   </w:num>
-  <w:num w:numId="19" w16cid:durableId="2025017208">
+  <w:num w:numId="19">
     <w:abstractNumId w:val="28"/>
   </w:num>
-  <w:num w:numId="20" w16cid:durableId="1515339991">
+  <w:num w:numId="20">
     <w:abstractNumId w:val="9"/>
   </w:num>
-  <w:num w:numId="21" w16cid:durableId="547029823">
+  <w:num w:numId="21">
     <w:abstractNumId w:val="26"/>
   </w:num>
-  <w:num w:numId="22" w16cid:durableId="1673024522">
+  <w:num w:numId="22">
     <w:abstractNumId w:val="35"/>
   </w:num>
-  <w:num w:numId="23" w16cid:durableId="1487160373">
+  <w:num w:numId="23">
     <w:abstractNumId w:val="16"/>
   </w:num>
-  <w:num w:numId="24" w16cid:durableId="1604222038">
+  <w:num w:numId="24">
     <w:abstractNumId w:val="27"/>
   </w:num>
-  <w:num w:numId="25" w16cid:durableId="1504928186">
+  <w:num w:numId="25">
     <w:abstractNumId w:val="5"/>
   </w:num>
-  <w:num w:numId="26" w16cid:durableId="1507942295">
+  <w:num w:numId="26">
     <w:abstractNumId w:val="43"/>
   </w:num>
-  <w:num w:numId="27" w16cid:durableId="1280720249">
+  <w:num w:numId="27">
     <w:abstractNumId w:val="3"/>
   </w:num>
-  <w:num w:numId="28" w16cid:durableId="1853062892">
+  <w:num w:numId="28">
     <w:abstractNumId w:val="38"/>
   </w:num>
-  <w:num w:numId="29" w16cid:durableId="51005082">
+  <w:num w:numId="29">
     <w:abstractNumId w:val="1"/>
   </w:num>
-  <w:num w:numId="30" w16cid:durableId="733893634">
+  <w:num w:numId="30">
     <w:abstractNumId w:val="23"/>
   </w:num>
-  <w:num w:numId="31" w16cid:durableId="252857079">
+  <w:num w:numId="31">
     <w:abstractNumId w:val="33"/>
   </w:num>
-  <w:num w:numId="32" w16cid:durableId="302859099">
+  <w:num w:numId="32">
     <w:abstractNumId w:val="29"/>
   </w:num>
-  <w:num w:numId="33" w16cid:durableId="5134453">
+  <w:num w:numId="33">
     <w:abstractNumId w:val="19"/>
   </w:num>
-  <w:num w:numId="34" w16cid:durableId="766803933">
+  <w:num w:numId="34">
     <w:abstractNumId w:val="6"/>
   </w:num>
-  <w:num w:numId="35" w16cid:durableId="1387341345">
+  <w:num w:numId="35">
     <w:abstractNumId w:val="30"/>
   </w:num>
-  <w:num w:numId="36" w16cid:durableId="740641019">
+  <w:num w:numId="36">
     <w:abstractNumId w:val="17"/>
   </w:num>
-  <w:num w:numId="37" w16cid:durableId="172457495">
+  <w:num w:numId="37">
     <w:abstractNumId w:val="25"/>
   </w:num>
-  <w:num w:numId="38" w16cid:durableId="655257360">
+  <w:num w:numId="38">
     <w:abstractNumId w:val="14"/>
   </w:num>
-  <w:num w:numId="39" w16cid:durableId="1690913837">
+  <w:num w:numId="39">
     <w:abstractNumId w:val="0"/>
   </w:num>
-  <w:num w:numId="40" w16cid:durableId="1652831880">
+  <w:num w:numId="40">
     <w:abstractNumId w:val="22"/>
   </w:num>
-  <w:num w:numId="41" w16cid:durableId="974138459">
+  <w:num w:numId="41">
     <w:abstractNumId w:val="15"/>
   </w:num>
-  <w:num w:numId="42" w16cid:durableId="1602297574">
+  <w:num w:numId="42">
     <w:abstractNumId w:val="7"/>
   </w:num>
-  <w:num w:numId="43" w16cid:durableId="396826302">
+  <w:num w:numId="43">
     <w:abstractNumId w:val="13"/>
   </w:num>
-  <w:num w:numId="44" w16cid:durableId="1525632972">
+  <w:num w:numId="44">
     <w:abstractNumId w:val="2"/>
   </w:num>
 </w:numbering>

--- a/uk-cca-app-api/src/main/resources/templates/ca/england/CR_L001_Variation_Refused.docx
+++ b/uk-cca-app-api/src/main/resources/templates/ca/england/CR_L001_Variation_Refused.docx
@@ -394,7 +394,7 @@
           <w:rFonts w:cs="Arial"/>
           <w:bCs/>
           <w:sz w:val="20"/>
-          <w:lang w:val="el-GR"/>
+          <w:lang w:val="en-US"/>
         </w:rPr>
       </w:pPr>
       <w:r>
@@ -449,7 +449,7 @@
           <w:rFonts w:cs="Arial"/>
           <w:bCs/>
           <w:sz w:val="20"/>
-          <w:lang w:val="el-GR"/>
+          <w:lang w:val="en-US"/>
         </w:rPr>
         <w:t xml:space="preserve">, </w:t>
       </w:r>
@@ -458,7 +458,7 @@
       <w:pPr>
         <w:rPr>
           <w:sz w:val="20"/>
-          <w:lang w:val="el-GR"/>
+          <w:lang w:val="en-US"/>
         </w:rPr>
       </w:pPr>
     </w:p>
@@ -524,8 +524,8 @@
         <w:tblLook w:val="04A0" w:firstRow="1" w:lastRow="0" w:firstColumn="1" w:lastColumn="0" w:noHBand="0" w:noVBand="1"/>
       </w:tblPr>
       <w:tblGrid>
-        <w:gridCol w:w="3290"/>
-        <w:gridCol w:w="6341"/>
+        <w:gridCol w:w="2911"/>
+        <w:gridCol w:w="6720"/>
       </w:tblGrid>
       <w:tr>
         <w:tc>
@@ -545,7 +545,21 @@
                 <w:rFonts w:cs="Arial"/>
                 <w:sz w:val="20"/>
               </w:rPr>
-              <w:t>Current Underlying Agreement Identifier:</w:t>
+              <w:t>Current Underlying Agreement Identifier</w:t>
+            </w:r>
+            <w:r>
+              <w:rPr>
+                <w:rFonts w:cs="Arial"/>
+                <w:sz w:val="20"/>
+              </w:rPr>
+              <w:t>(s)</w:t>
+            </w:r>
+            <w:r>
+              <w:rPr>
+                <w:rFonts w:cs="Arial"/>
+                <w:sz w:val="20"/>
+              </w:rPr>
+              <w:t>:</w:t>
             </w:r>
           </w:p>
         </w:tc>
@@ -563,88 +577,371 @@
             </w:pPr>
             <w:r>
               <w:rPr>
-                <w:rFonts w:cs="Arial"/>
+                <w:sz w:val="20"/>
+              </w:rPr>
+              <w:fldChar w:fldCharType="begin"/>
+            </w:r>
+            <w:r>
+              <w:rPr>
+                <w:sz w:val="20"/>
+              </w:rPr>
+              <w:instrText xml:space="preserve"> MERGEFIELD  "[#if (params.versionMap?keys?seq_contains(\"CCA2\"))]"  \* MERGEFORMAT </w:instrText>
+            </w:r>
+            <w:r>
+              <w:rPr>
+                <w:sz w:val="20"/>
+              </w:rPr>
+              <w:fldChar w:fldCharType="separate"/>
+            </w:r>
+            <w:r>
+              <w:rPr>
                 <w:noProof/>
                 <w:sz w:val="20"/>
               </w:rPr>
+              <w:t>«[#if (params.versionMap?keys?seq_contain»</w:t>
+            </w:r>
+            <w:r>
+              <w:rPr>
+                <w:sz w:val="20"/>
+              </w:rPr>
+              <w:fldChar w:fldCharType="end"/>
+            </w:r>
+            <w:r>
+              <w:rPr>
+                <w:sz w:val="20"/>
+              </w:rPr>
               <w:fldChar w:fldCharType="begin"/>
             </w:r>
             <w:r>
               <w:rPr>
-                <w:rFonts w:cs="Arial"/>
+                <w:sz w:val="20"/>
+              </w:rPr>
+              <w:instrText xml:space="preserve"> MERGEFIELD  ${account.targetUnitIdentifier}  \* MERGEFORMAT </w:instrText>
+            </w:r>
+            <w:r>
+              <w:rPr>
+                <w:sz w:val="20"/>
+              </w:rPr>
+              <w:fldChar w:fldCharType="separate"/>
+            </w:r>
+            <w:r>
+              <w:rPr>
                 <w:noProof/>
                 <w:sz w:val="20"/>
               </w:rPr>
+              <w:t>«${account.targetUnitIdentifier}»</w:t>
+            </w:r>
+            <w:r>
+              <w:rPr>
+                <w:noProof/>
+                <w:sz w:val="20"/>
+              </w:rPr>
+              <w:fldChar w:fldCharType="end"/>
+            </w:r>
+            <w:r>
+              <w:rPr>
+                <w:sz w:val="20"/>
+                <w:lang w:val="en-US"/>
+              </w:rPr>
+              <w:t xml:space="preserve"> </w:t>
+            </w:r>
+            <w:r>
+              <w:rPr>
+                <w:sz w:val="20"/>
+              </w:rPr>
+              <w:t>CCA2 Underlying Agreement</w:t>
+            </w:r>
+            <w:r>
+              <w:rPr>
+                <w:sz w:val="20"/>
+                <w:lang w:val="en-US"/>
+              </w:rPr>
+              <w:t xml:space="preserve"> </w:t>
+            </w:r>
+            <w:r>
+              <w:rPr>
+                <w:sz w:val="20"/>
+              </w:rPr>
+              <w:fldChar w:fldCharType="begin"/>
+            </w:r>
+            <w:r>
+              <w:rPr>
+                <w:sz w:val="20"/>
+              </w:rPr>
+              <w:instrText xml:space="preserve"> MERGEFIELD  ${params.versionMap[\"CCA2\"]}  \* MERGEFORMAT </w:instrText>
+            </w:r>
+            <w:r>
+              <w:rPr>
+                <w:sz w:val="20"/>
+              </w:rPr>
+              <w:fldChar w:fldCharType="separate"/>
+            </w:r>
+            <w:r>
+              <w:rPr>
+                <w:noProof/>
+                <w:sz w:val="20"/>
+              </w:rPr>
+              <w:t>«${params.versionMap["CCA2"]}»</w:t>
+            </w:r>
+            <w:r>
+              <w:rPr>
+                <w:sz w:val="20"/>
+              </w:rPr>
+              <w:fldChar w:fldCharType="end"/>
+            </w:r>
+            <w:r>
+              <w:rPr>
+                <w:sz w:val="20"/>
+              </w:rPr>
+              <w:fldChar w:fldCharType="begin"/>
+            </w:r>
+            <w:r>
+              <w:rPr>
+                <w:sz w:val="20"/>
+              </w:rPr>
+              <w:instrText xml:space="preserve"> MERGEFIELD  [/#if]  \* MERGEFORMAT </w:instrText>
+            </w:r>
+            <w:r>
+              <w:rPr>
+                <w:sz w:val="20"/>
+              </w:rPr>
+              <w:fldChar w:fldCharType="separate"/>
+            </w:r>
+            <w:r>
+              <w:rPr>
+                <w:noProof/>
+                <w:sz w:val="20"/>
+              </w:rPr>
+              <w:t>«[/#if]»</w:t>
+            </w:r>
+            <w:r>
+              <w:rPr>
+                <w:sz w:val="20"/>
+              </w:rPr>
+              <w:fldChar w:fldCharType="end"/>
+            </w:r>
+            <w:r>
+              <w:rPr>
+                <w:sz w:val="20"/>
+              </w:rPr>
+              <w:fldChar w:fldCharType="begin"/>
+            </w:r>
+            <w:r>
+              <w:rPr>
+                <w:sz w:val="20"/>
+              </w:rPr>
+              <w:instrText xml:space="preserve"> MERGEFIELD  "[#if (params.versionMap?keys?seq_contains(\"CCA2\") &amp;&amp; params.versionMap?keys?seq_contains(\"CCA3\"))]"  \* MERGEFORMAT </w:instrText>
+            </w:r>
+            <w:r>
+              <w:rPr>
+                <w:sz w:val="20"/>
+              </w:rPr>
+              <w:fldChar w:fldCharType="separate"/>
+            </w:r>
+            <w:r>
+              <w:rPr>
+                <w:noProof/>
+                <w:sz w:val="20"/>
+              </w:rPr>
+              <w:t>«[#if (params.versionMap?keys?seq_contain»</w:t>
+            </w:r>
+            <w:r>
+              <w:rPr>
+                <w:sz w:val="20"/>
+              </w:rPr>
+              <w:fldChar w:fldCharType="end"/>
+            </w:r>
+            <w:r>
+              <w:rPr>
+                <w:sz w:val="20"/>
+                <w:lang w:val="en-US"/>
+              </w:rPr>
+              <w:t xml:space="preserve">, </w:t>
+            </w:r>
+            <w:r>
+              <w:rPr>
+                <w:sz w:val="20"/>
+              </w:rPr>
+              <w:fldChar w:fldCharType="begin"/>
+            </w:r>
+            <w:r>
+              <w:rPr>
+                <w:sz w:val="20"/>
+              </w:rPr>
+              <w:instrText xml:space="preserve"> MERGEFIELD  [/#if]  \* MERGEFORMAT </w:instrText>
+            </w:r>
+            <w:r>
+              <w:rPr>
+                <w:sz w:val="20"/>
+              </w:rPr>
+              <w:fldChar w:fldCharType="separate"/>
+            </w:r>
+            <w:r>
+              <w:rPr>
+                <w:noProof/>
+                <w:sz w:val="20"/>
+              </w:rPr>
+              <w:t>«[/#if]»</w:t>
+            </w:r>
+            <w:r>
+              <w:rPr>
+                <w:sz w:val="20"/>
+              </w:rPr>
+              <w:fldChar w:fldCharType="end"/>
+            </w:r>
+            <w:r>
+              <w:rPr>
+                <w:sz w:val="20"/>
+              </w:rPr>
+              <w:fldChar w:fldCharType="begin"/>
+            </w:r>
+            <w:r>
+              <w:rPr>
+                <w:sz w:val="20"/>
+              </w:rPr>
+              <w:instrText xml:space="preserve"> MERGEFIELD  "[#if (params.versionMap?keys?seq_contains(\"CCA3\"))]"  \* MERGEFORMAT </w:instrText>
+            </w:r>
+            <w:r>
+              <w:rPr>
+                <w:sz w:val="20"/>
+              </w:rPr>
+              <w:fldChar w:fldCharType="separate"/>
+            </w:r>
+            <w:r>
+              <w:rPr>
+                <w:noProof/>
+                <w:sz w:val="20"/>
+              </w:rPr>
+              <w:t>«[#if (params.versionMap?keys?seq_contain»</w:t>
+            </w:r>
+            <w:r>
+              <w:rPr>
+                <w:sz w:val="20"/>
+              </w:rPr>
+              <w:fldChar w:fldCharType="end"/>
+            </w:r>
+            <w:r>
+              <w:rPr>
+                <w:sz w:val="20"/>
+              </w:rPr>
+              <w:fldChar w:fldCharType="begin"/>
+            </w:r>
+            <w:r>
+              <w:rPr>
+                <w:sz w:val="20"/>
+              </w:rPr>
               <w:instrText xml:space="preserve"> MERGEFIELD  ${account.targetUnitIdentifier}  \* MERGEFORMAT </w:instrText>
             </w:r>
             <w:r>
               <w:rPr>
-                <w:rFonts w:cs="Arial"/>
+                <w:sz w:val="20"/>
+              </w:rPr>
+              <w:fldChar w:fldCharType="separate"/>
+            </w:r>
+            <w:r>
+              <w:rPr>
                 <w:noProof/>
                 <w:sz w:val="20"/>
               </w:rPr>
+              <w:t>«${account.targetUnitIdentifier}»</w:t>
+            </w:r>
+            <w:r>
+              <w:rPr>
+                <w:sz w:val="20"/>
+              </w:rPr>
+              <w:fldChar w:fldCharType="end"/>
+            </w:r>
+            <w:r>
+              <w:rPr>
+                <w:sz w:val="20"/>
+                <w:lang w:val="en-US"/>
+              </w:rPr>
+              <w:t xml:space="preserve"> </w:t>
+            </w:r>
+            <w:r>
+              <w:rPr>
+                <w:sz w:val="20"/>
+              </w:rPr>
+              <w:t>CCA</w:t>
+            </w:r>
+            <w:r>
+              <w:rPr>
+                <w:sz w:val="20"/>
+                <w:lang w:val="en-US"/>
+              </w:rPr>
+              <w:t>3</w:t>
+            </w:r>
+            <w:r>
+              <w:rPr>
+                <w:sz w:val="20"/>
+              </w:rPr>
+              <w:t xml:space="preserve"> Underlying Agreement</w:t>
+            </w:r>
+            <w:r>
+              <w:rPr>
+                <w:sz w:val="20"/>
+                <w:lang w:val="en-US"/>
+              </w:rPr>
+              <w:t xml:space="preserve"> </w:t>
+            </w:r>
+            <w:r>
+              <w:rPr>
+                <w:sz w:val="20"/>
+              </w:rPr>
+              <w:fldChar w:fldCharType="begin"/>
+            </w:r>
+            <w:r>
+              <w:rPr>
+                <w:sz w:val="20"/>
+              </w:rPr>
+              <w:instrText xml:space="preserve"> MERGEFIELD  ${params.versionMap[\"CCA3\"]}  \* MERGEFORMAT </w:instrText>
+            </w:r>
+            <w:r>
+              <w:rPr>
+                <w:sz w:val="20"/>
+              </w:rPr>
               <w:fldChar w:fldCharType="separate"/>
             </w:r>
             <w:r>
               <w:rPr>
-                <w:rFonts w:cs="Arial"/>
                 <w:noProof/>
                 <w:sz w:val="20"/>
               </w:rPr>
-              <w:t>«${account.targetUnitIdentifier}»</w:t>
-            </w:r>
-            <w:r>
-              <w:rPr>
-                <w:rFonts w:cs="Arial"/>
+              <w:t>«${params.versionMap["CCA3"]}»</w:t>
+            </w:r>
+            <w:r>
+              <w:rPr>
+                <w:sz w:val="20"/>
+              </w:rPr>
+              <w:fldChar w:fldCharType="end"/>
+            </w:r>
+            <w:r>
+              <w:rPr>
+                <w:sz w:val="20"/>
+              </w:rPr>
+              <w:fldChar w:fldCharType="begin"/>
+            </w:r>
+            <w:r>
+              <w:rPr>
+                <w:sz w:val="20"/>
+              </w:rPr>
+              <w:instrText xml:space="preserve"> MERGEFIELD  [/#if]  \* MERGEFORMAT </w:instrText>
+            </w:r>
+            <w:r>
+              <w:rPr>
+                <w:sz w:val="20"/>
+              </w:rPr>
+              <w:fldChar w:fldCharType="separate"/>
+            </w:r>
+            <w:r>
+              <w:rPr>
                 <w:noProof/>
                 <w:sz w:val="20"/>
               </w:rPr>
-              <w:fldChar w:fldCharType="end"/>
-            </w:r>
-            <w:r>
-              <w:rPr>
-                <w:rFonts w:cs="Arial"/>
-                <w:noProof/>
-                <w:sz w:val="20"/>
-              </w:rPr>
-              <w:t xml:space="preserve"> </w:t>
-            </w:r>
-            <w:r>
-              <w:rPr>
-                <w:rFonts w:cs="Arial"/>
-                <w:noProof/>
-                <w:sz w:val="20"/>
-              </w:rPr>
-              <w:fldChar w:fldCharType="begin"/>
-            </w:r>
-            <w:r>
-              <w:rPr>
-                <w:rFonts w:cs="Arial"/>
-                <w:noProof/>
-                <w:sz w:val="20"/>
-              </w:rPr>
-              <w:instrText xml:space="preserve"> MERGEFIELD  ${params.version}  \* MERGEFORMAT </w:instrText>
-            </w:r>
-            <w:r>
-              <w:rPr>
-                <w:rFonts w:cs="Arial"/>
-                <w:noProof/>
-                <w:sz w:val="20"/>
-              </w:rPr>
-              <w:fldChar w:fldCharType="separate"/>
-            </w:r>
-            <w:r>
-              <w:rPr>
-                <w:rFonts w:cs="Arial"/>
-                <w:noProof/>
-                <w:sz w:val="20"/>
-              </w:rPr>
-              <w:t>«${params.version}»</w:t>
-            </w:r>
-            <w:r>
-              <w:rPr>
-                <w:rFonts w:cs="Arial"/>
-                <w:noProof/>
+              <w:t>«[/#if]»</w:t>
+            </w:r>
+            <w:r>
+              <w:rPr>
                 <w:sz w:val="20"/>
               </w:rPr>
               <w:fldChar w:fldCharType="end"/>
